--- a/CV_PS_Red.docx
+++ b/CV_PS_Red.docx
@@ -7,19 +7,21 @@
         <w:jc w:val="center"/>
         <w:rPr>
           <w:rFonts w:ascii="Abadi" w:hAnsi="Abadi"/>
-          <w:sz w:val="60"/>
-          <w:szCs w:val="60"/>
+          <w:sz w:val="54"/>
+          <w:szCs w:val="54"/>
           <w:lang w:val="en-CA"/>
         </w:rPr>
       </w:pPr>
       <w:r>
         <w:rPr>
           <w:noProof/>
+          <w:sz w:val="54"/>
+          <w:szCs w:val="54"/>
         </w:rPr>
         <mc:AlternateContent>
           <mc:Choice Requires="wps">
             <w:drawing>
-              <wp:anchor distT="0" distB="0" distL="114300" distR="114300" simplePos="0" relativeHeight="251661312" behindDoc="1" locked="0" layoutInCell="1" allowOverlap="1" wp14:anchorId="1C783636" wp14:editId="27EFD302">
+              <wp:anchor distT="0" distB="0" distL="114300" distR="114300" simplePos="0" relativeHeight="251661312" behindDoc="1" locked="0" layoutInCell="1" allowOverlap="1" wp14:anchorId="1C783636" wp14:editId="0A10FDD2">
                 <wp:simplePos x="0" y="0"/>
                 <wp:positionH relativeFrom="page">
                   <wp:posOffset>64135</wp:posOffset>
@@ -103,7 +105,7 @@
           </mc:Choice>
           <mc:Fallback>
             <w:pict>
-              <v:rect w14:anchorId="107681A2" id="Rechteck 3" o:spid="_x0000_s1026" style="position:absolute;margin-left:5.05pt;margin-top:-38.05pt;width:584.25pt;height:833.25pt;z-index:-251655168;visibility:visible;mso-wrap-style:square;mso-width-percent:0;mso-height-percent:0;mso-wrap-distance-left:9pt;mso-wrap-distance-top:0;mso-wrap-distance-right:9pt;mso-wrap-distance-bottom:0;mso-position-horizontal:absolute;mso-position-horizontal-relative:page;mso-position-vertical:absolute;mso-position-vertical-relative:text;mso-width-percent:0;mso-height-percent:0;mso-width-relative:margin;mso-height-relative:margin;v-text-anchor:middle" o:gfxdata="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" fillcolor="white [3212]" strokeweight="14pt">
+              <v:rect w14:anchorId="75725AC4" id="Rechteck 3" o:spid="_x0000_s1026" style="position:absolute;margin-left:5.05pt;margin-top:-38.05pt;width:584.25pt;height:833.25pt;z-index:-251655168;visibility:visible;mso-wrap-style:square;mso-width-percent:0;mso-height-percent:0;mso-wrap-distance-left:9pt;mso-wrap-distance-top:0;mso-wrap-distance-right:9pt;mso-wrap-distance-bottom:0;mso-position-horizontal:absolute;mso-position-horizontal-relative:page;mso-position-vertical:absolute;mso-position-vertical-relative:text;mso-width-percent:0;mso-height-percent:0;mso-width-relative:margin;mso-height-relative:margin;v-text-anchor:middle" o:gfxdata="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" fillcolor="white [3212]" strokeweight="14pt">
                 <v:stroke endcap="square"/>
                 <w10:wrap anchorx="page"/>
               </v:rect>
@@ -115,11 +117,11 @@
         <w:rPr>
           <w:rFonts w:ascii="Abadi" w:hAnsi="Abadi"/>
           <w:noProof/>
-          <w:sz w:val="60"/>
-          <w:szCs w:val="60"/>
+          <w:sz w:val="54"/>
+          <w:szCs w:val="54"/>
         </w:rPr>
         <w:drawing>
-          <wp:anchor distT="0" distB="0" distL="114300" distR="114300" simplePos="0" relativeHeight="251658240" behindDoc="0" locked="0" layoutInCell="1" allowOverlap="1" wp14:anchorId="41410ACF" wp14:editId="72491982">
+          <wp:anchor distT="0" distB="0" distL="114300" distR="114300" simplePos="0" relativeHeight="251658240" behindDoc="0" locked="0" layoutInCell="1" allowOverlap="1" wp14:anchorId="41410ACF" wp14:editId="304F3288">
             <wp:simplePos x="0" y="0"/>
             <wp:positionH relativeFrom="page">
               <wp:posOffset>5844209</wp:posOffset>
@@ -187,8 +189,8 @@
       <w:r>
         <w:rPr>
           <w:rFonts w:ascii="Abadi" w:hAnsi="Abadi"/>
-          <w:sz w:val="60"/>
-          <w:szCs w:val="60"/>
+          <w:sz w:val="54"/>
+          <w:szCs w:val="54"/>
           <w:lang w:val="en-CA"/>
         </w:rPr>
         <w:t>PATRICIA SCHULTZE</w:t>
@@ -278,30 +280,45 @@
         <w:jc w:val="center"/>
         <w:rPr>
           <w:rFonts w:ascii="Abadi" w:hAnsi="Abadi"/>
+          <w:b/>
+          <w:bCs/>
           <w:lang w:val="en-CA"/>
         </w:rPr>
       </w:pPr>
       <w:r>
         <w:rPr>
           <w:rFonts w:ascii="Abadi" w:hAnsi="Abadi" w:cs="Calibri"/>
+          <w:b/>
+          <w:bCs/>
           <w:lang w:val="en-CA"/>
         </w:rPr>
-        <w:t xml:space="preserve">Game Design – </w:t>
+        <w:t>Game Programmer |</w:t>
       </w:r>
       <w:r>
         <w:rPr>
           <w:rFonts w:ascii="Abadi" w:hAnsi="Abadi" w:cs="Calibri"/>
+          <w:b/>
+          <w:bCs/>
           <w:lang w:val="en-CA"/>
         </w:rPr>
-        <w:t>focus on programming and producing</w:t>
+        <w:t xml:space="preserve"> </w:t>
+      </w:r>
+      <w:r>
+        <w:rPr>
+          <w:rFonts w:ascii="Abadi" w:hAnsi="Abadi" w:cs="Calibri"/>
+          <w:b/>
+          <w:bCs/>
+          <w:lang w:val="en-CA"/>
+        </w:rPr>
+        <w:t>Producer</w:t>
       </w:r>
     </w:p>
     <w:p>
       <w:pPr>
         <w:rPr>
           <w:rFonts w:ascii="Abadi" w:hAnsi="Abadi"/>
-          <w:sz w:val="20"/>
-          <w:szCs w:val="20"/>
+          <w:sz w:val="10"/>
+          <w:szCs w:val="10"/>
           <w:lang w:val="en-CA"/>
         </w:rPr>
       </w:pPr>
@@ -309,8 +326,16 @@
     <w:p>
       <w:pPr>
         <w:pStyle w:val="berschrift"/>
+        <w:rPr>
+          <w:sz w:val="36"/>
+          <w:szCs w:val="36"/>
+        </w:rPr>
       </w:pPr>
       <w:r>
+        <w:rPr>
+          <w:sz w:val="36"/>
+          <w:szCs w:val="36"/>
+        </w:rPr>
         <w:t>EDUCATION</w:t>
       </w:r>
     </w:p>
@@ -340,7 +365,7 @@
         <w:trPr>
           <w:gridBefore w:val="1"/>
           <w:wBefore w:w="425" w:type="dxa"/>
-          <w:trHeight w:val="1106"/>
+          <w:trHeight w:val="822"/>
         </w:trPr>
         <w:tc>
           <w:tcPr>
@@ -360,21 +385,22 @@
             <w:r>
               <w:rPr>
                 <w:rFonts w:ascii="Abadi" w:hAnsi="Abadi" w:cs="Calibri"/>
+                <w:noProof/>
                 <w:color w:val="000000" w:themeColor="text1"/>
                 <w:sz w:val="20"/>
                 <w:szCs w:val="20"/>
               </w:rPr>
               <w:drawing>
-                <wp:anchor distT="0" distB="0" distL="114300" distR="114300" simplePos="0" relativeHeight="251663360" behindDoc="1" locked="0" layoutInCell="1" allowOverlap="1" wp14:anchorId="1C664415" wp14:editId="0F7EA56C">
+                <wp:anchor distT="0" distB="0" distL="114300" distR="114300" simplePos="0" relativeHeight="251663360" behindDoc="1" locked="0" layoutInCell="1" allowOverlap="1" wp14:anchorId="1C664415" wp14:editId="5D3E8526">
                   <wp:simplePos x="0" y="0"/>
                   <wp:positionH relativeFrom="column">
-                    <wp:posOffset>1107440</wp:posOffset>
+                    <wp:posOffset>1107799</wp:posOffset>
                   </wp:positionH>
                   <wp:positionV relativeFrom="paragraph">
-                    <wp:posOffset>12065</wp:posOffset>
+                    <wp:posOffset>8650</wp:posOffset>
                   </wp:positionV>
-                  <wp:extent cx="361950" cy="3362325"/>
-                  <wp:effectExtent l="0" t="0" r="0" b="9525"/>
+                  <wp:extent cx="361950" cy="3864634"/>
+                  <wp:effectExtent l="0" t="0" r="0" b="2540"/>
                   <wp:wrapNone/>
                   <wp:docPr id="1" name="Grafik 1"/>
                   <wp:cNvGraphicFramePr>
@@ -402,7 +428,7 @@
                         <pic:spPr>
                           <a:xfrm>
                             <a:off x="0" y="0"/>
-                            <a:ext cx="361950" cy="3362325"/>
+                            <a:ext cx="362166" cy="3866937"/>
                           </a:xfrm>
                           <a:prstGeom prst="rect">
                             <a:avLst/>
@@ -424,7 +450,25 @@
                 <w:sz w:val="20"/>
                 <w:szCs w:val="20"/>
               </w:rPr>
-              <w:t>OCTOBER</w:t>
+              <w:t>A</w:t>
+            </w:r>
+            <w:r>
+              <w:rPr>
+                <w:rFonts w:ascii="Abadi" w:hAnsi="Abadi" w:cs="Calibri"/>
+                <w:color w:val="000000" w:themeColor="text1"/>
+                <w:sz w:val="20"/>
+                <w:szCs w:val="20"/>
+              </w:rPr>
+              <w:t>P</w:t>
+            </w:r>
+            <w:r>
+              <w:rPr>
+                <w:rFonts w:ascii="Abadi" w:hAnsi="Abadi" w:cs="Calibri"/>
+                <w:color w:val="000000" w:themeColor="text1"/>
+                <w:sz w:val="20"/>
+                <w:szCs w:val="20"/>
+              </w:rPr>
+              <w:t>RIL</w:t>
             </w:r>
             <w:r>
               <w:rPr>
@@ -442,7 +486,25 @@
                 <w:sz w:val="20"/>
                 <w:szCs w:val="20"/>
               </w:rPr>
-              <w:t xml:space="preserve">2022 </w:t>
+              <w:t>202</w:t>
+            </w:r>
+            <w:r>
+              <w:rPr>
+                <w:rFonts w:ascii="Abadi" w:hAnsi="Abadi" w:cs="Calibri"/>
+                <w:color w:val="000000" w:themeColor="text1"/>
+                <w:sz w:val="20"/>
+                <w:szCs w:val="20"/>
+              </w:rPr>
+              <w:t>6</w:t>
+            </w:r>
+            <w:r>
+              <w:rPr>
+                <w:rFonts w:ascii="Abadi" w:hAnsi="Abadi" w:cs="Calibri"/>
+                <w:color w:val="000000" w:themeColor="text1"/>
+                <w:sz w:val="20"/>
+                <w:szCs w:val="20"/>
+              </w:rPr>
+              <w:t xml:space="preserve"> </w:t>
             </w:r>
             <w:r>
               <w:rPr>
@@ -460,34 +522,16 @@
                 <w:sz w:val="20"/>
                 <w:szCs w:val="20"/>
               </w:rPr>
-              <w:t xml:space="preserve">– </w:t>
-            </w:r>
-            <w:r>
-              <w:rPr>
-                <w:rFonts w:ascii="Abadi" w:hAnsi="Abadi" w:cs="Calibri"/>
-                <w:color w:val="000000" w:themeColor="text1"/>
-                <w:sz w:val="20"/>
-                <w:szCs w:val="20"/>
-              </w:rPr>
-              <w:t xml:space="preserve">APRIL </w:t>
-            </w:r>
-            <w:r>
-              <w:rPr>
-                <w:rFonts w:ascii="Abadi" w:hAnsi="Abadi" w:cs="Calibri"/>
-                <w:color w:val="000000" w:themeColor="text1"/>
-                <w:sz w:val="20"/>
-                <w:szCs w:val="20"/>
-              </w:rPr>
-              <w:t xml:space="preserve"> </w:t>
-            </w:r>
-            <w:r>
-              <w:rPr>
-                <w:rFonts w:ascii="Abadi" w:hAnsi="Abadi" w:cs="Calibri"/>
-                <w:color w:val="000000" w:themeColor="text1"/>
-                <w:sz w:val="20"/>
-                <w:szCs w:val="20"/>
-              </w:rPr>
-              <w:t>2026</w:t>
+              <w:t>–</w:t>
+            </w:r>
+            <w:r>
+              <w:rPr>
+                <w:rFonts w:ascii="Abadi" w:hAnsi="Abadi" w:cs="Calibri"/>
+                <w:color w:val="000000" w:themeColor="text1"/>
+                <w:sz w:val="20"/>
+                <w:szCs w:val="20"/>
+              </w:rPr>
+              <w:t xml:space="preserve"> est. 2028</w:t>
             </w:r>
           </w:p>
           <w:p>
@@ -526,14 +570,32 @@
           <w:p>
             <w:pPr>
               <w:pStyle w:val="Lebensabschnitt"/>
-            </w:pPr>
-            <w:r>
-              <w:t xml:space="preserve">Game Design Studies, </w:t>
-            </w:r>
-            <w:r>
-              <w:t>mdh</w:t>
-            </w:r>
-            <w:r>
+              <w:rPr>
+                <w:lang w:val="en-US"/>
+              </w:rPr>
+            </w:pPr>
+            <w:r>
+              <w:rPr>
+                <w:lang w:val="en-US"/>
+              </w:rPr>
+              <w:t>Informatic</w:t>
+            </w:r>
+            <w:r>
+              <w:rPr>
+                <w:lang w:val="en-US"/>
+              </w:rPr>
+              <w:t xml:space="preserve"> Studies, </w:t>
+            </w:r>
+            <w:r>
+              <w:rPr>
+                <w:lang w:val="en-US"/>
+              </w:rPr>
+              <w:t>TU</w:t>
+            </w:r>
+            <w:r>
+              <w:rPr>
+                <w:lang w:val="en-US"/>
+              </w:rPr>
               <w:t xml:space="preserve"> Berlin</w:t>
             </w:r>
           </w:p>
@@ -546,10 +608,16 @@
               </w:rPr>
             </w:pPr>
             <w:r>
-              <w:t xml:space="preserve">Pursuing the Bachelor of Science with a degree in Game Design as a </w:t>
-            </w:r>
-            <w:r>
-              <w:t>Programmer</w:t>
+              <w:rPr>
+                <w:szCs w:val="20"/>
+              </w:rPr>
+              <w:t>Pursuing the Master</w:t>
+            </w:r>
+            <w:r>
+              <w:rPr>
+                <w:szCs w:val="20"/>
+              </w:rPr>
+              <w:t xml:space="preserve"> of Science</w:t>
             </w:r>
           </w:p>
         </w:tc>
@@ -558,7 +626,7 @@
         <w:trPr>
           <w:gridBefore w:val="1"/>
           <w:wBefore w:w="425" w:type="dxa"/>
-          <w:trHeight w:val="1106"/>
+          <w:trHeight w:val="1034"/>
         </w:trPr>
         <w:tc>
           <w:tcPr>
@@ -582,7 +650,16 @@
                 <w:sz w:val="20"/>
                 <w:szCs w:val="20"/>
               </w:rPr>
-              <w:t>SEPTEMBER</w:t>
+              <w:t>O</w:t>
+            </w:r>
+            <w:r>
+              <w:rPr>
+                <w:rFonts w:ascii="Abadi" w:hAnsi="Abadi" w:cs="Calibri"/>
+                <w:color w:val="000000" w:themeColor="text1"/>
+                <w:sz w:val="20"/>
+                <w:szCs w:val="20"/>
+              </w:rPr>
+              <w:t>CTOBER</w:t>
             </w:r>
             <w:r>
               <w:rPr>
@@ -600,16 +677,34 @@
                 <w:sz w:val="20"/>
                 <w:szCs w:val="20"/>
               </w:rPr>
-              <w:t>202</w:t>
-            </w:r>
-            <w:r>
-              <w:rPr>
-                <w:rFonts w:ascii="Abadi" w:hAnsi="Abadi" w:cs="Calibri"/>
-                <w:color w:val="000000" w:themeColor="text1"/>
-                <w:sz w:val="20"/>
-                <w:szCs w:val="20"/>
-              </w:rPr>
-              <w:t>4</w:t>
+              <w:t xml:space="preserve">2022 </w:t>
+            </w:r>
+            <w:r>
+              <w:rPr>
+                <w:rFonts w:ascii="Abadi" w:hAnsi="Abadi" w:cs="Calibri"/>
+                <w:color w:val="000000" w:themeColor="text1"/>
+                <w:sz w:val="20"/>
+                <w:szCs w:val="20"/>
+              </w:rPr>
+              <w:br/>
+            </w:r>
+            <w:r>
+              <w:rPr>
+                <w:rFonts w:ascii="Abadi" w:hAnsi="Abadi" w:cs="Calibri"/>
+                <w:color w:val="000000" w:themeColor="text1"/>
+                <w:sz w:val="20"/>
+                <w:szCs w:val="20"/>
+              </w:rPr>
+              <w:t xml:space="preserve">– </w:t>
+            </w:r>
+            <w:r>
+              <w:rPr>
+                <w:rFonts w:ascii="Abadi" w:hAnsi="Abadi" w:cs="Calibri"/>
+                <w:color w:val="000000" w:themeColor="text1"/>
+                <w:sz w:val="20"/>
+                <w:szCs w:val="20"/>
+              </w:rPr>
+              <w:t>May</w:t>
             </w:r>
             <w:r>
               <w:rPr>
@@ -627,34 +722,7 @@
                 <w:sz w:val="20"/>
                 <w:szCs w:val="20"/>
               </w:rPr>
-              <w:br/>
-            </w:r>
-            <w:r>
-              <w:rPr>
-                <w:rFonts w:ascii="Abadi" w:hAnsi="Abadi" w:cs="Calibri"/>
-                <w:color w:val="000000" w:themeColor="text1"/>
-                <w:sz w:val="20"/>
-                <w:szCs w:val="20"/>
-              </w:rPr>
-              <w:t xml:space="preserve">– </w:t>
-            </w:r>
-            <w:r>
-              <w:rPr>
-                <w:rFonts w:ascii="Abadi" w:hAnsi="Abadi" w:cs="Calibri"/>
-                <w:color w:val="000000" w:themeColor="text1"/>
-                <w:sz w:val="20"/>
-                <w:szCs w:val="20"/>
-              </w:rPr>
-              <w:t xml:space="preserve">March </w:t>
-            </w:r>
-            <w:r>
-              <w:rPr>
-                <w:rFonts w:ascii="Abadi" w:hAnsi="Abadi" w:cs="Calibri"/>
-                <w:color w:val="000000" w:themeColor="text1"/>
-                <w:sz w:val="20"/>
-                <w:szCs w:val="20"/>
-              </w:rPr>
-              <w:t>2025</w:t>
+              <w:t>2026</w:t>
             </w:r>
           </w:p>
           <w:p>
@@ -663,9 +731,11 @@
               <w:outlineLvl w:val="2"/>
               <w:rPr>
                 <w:rFonts w:ascii="Abadi" w:hAnsi="Abadi" w:cs="Calibri"/>
-                <w:color w:val="000000" w:themeColor="text1"/>
-                <w:sz w:val="20"/>
-                <w:szCs w:val="20"/>
+                <w:noProof/>
+                <w:color w:val="000000" w:themeColor="text1"/>
+                <w:sz w:val="20"/>
+                <w:szCs w:val="20"/>
+                <w:lang w:val="en-US"/>
               </w:rPr>
             </w:pPr>
           </w:p>
@@ -678,7 +748,6 @@
             <w:pPr>
               <w:rPr>
                 <w:rFonts w:ascii="Abadi" w:hAnsi="Abadi"/>
-                <w:noProof/>
                 <w:color w:val="000000" w:themeColor="text1"/>
                 <w:sz w:val="28"/>
                 <w:szCs w:val="28"/>
@@ -697,30 +766,30 @@
               <w:pStyle w:val="Lebensabschnitt"/>
             </w:pPr>
             <w:r>
-              <w:t>Internship, Trotzkind</w:t>
-            </w:r>
-            <w:r>
-              <w:t xml:space="preserve"> </w:t>
-            </w:r>
-            <w:r>
-              <w:t xml:space="preserve">GmbH </w:t>
-            </w:r>
-            <w:r>
-              <w:t>Berlin</w:t>
-            </w:r>
-          </w:p>
-          <w:p>
-            <w:pPr>
-              <w:pStyle w:val="LebensabschnittText"/>
-            </w:pPr>
-            <w:r>
-              <w:t xml:space="preserve">Programming </w:t>
-            </w:r>
-            <w:r>
-              <w:t>for</w:t>
-            </w:r>
-            <w:r>
-              <w:t xml:space="preserve"> the Game “Selina: Mind at Large” </w:t>
+              <w:t>Game Design Studies, mdh Berlin</w:t>
+            </w:r>
+          </w:p>
+          <w:p>
+            <w:pPr>
+              <w:pStyle w:val="Lebensabschnitt"/>
+              <w:rPr>
+                <w:sz w:val="20"/>
+                <w:szCs w:val="20"/>
+              </w:rPr>
+            </w:pPr>
+            <w:r>
+              <w:rPr>
+                <w:sz w:val="20"/>
+                <w:szCs w:val="20"/>
+              </w:rPr>
+              <w:t>Bachelor of Science with a degree in Game Design as a Programmer</w:t>
+            </w:r>
+            <w:r>
+              <w:rPr>
+                <w:sz w:val="20"/>
+                <w:szCs w:val="20"/>
+              </w:rPr>
+              <w:t>, 1.6</w:t>
             </w:r>
           </w:p>
         </w:tc>
@@ -729,7 +798,175 @@
         <w:trPr>
           <w:gridBefore w:val="1"/>
           <w:wBefore w:w="425" w:type="dxa"/>
-          <w:trHeight w:val="1122"/>
+          <w:trHeight w:val="950"/>
+        </w:trPr>
+        <w:tc>
+          <w:tcPr>
+            <w:tcW w:w="1986" w:type="dxa"/>
+          </w:tcPr>
+          <w:p>
+            <w:pPr>
+              <w:pStyle w:val="berschrift3"/>
+              <w:outlineLvl w:val="2"/>
+              <w:rPr>
+                <w:rFonts w:ascii="Abadi" w:hAnsi="Abadi" w:cs="Calibri"/>
+                <w:color w:val="000000" w:themeColor="text1"/>
+                <w:sz w:val="20"/>
+                <w:szCs w:val="20"/>
+              </w:rPr>
+            </w:pPr>
+            <w:r>
+              <w:rPr>
+                <w:rFonts w:ascii="Abadi" w:hAnsi="Abadi" w:cs="Calibri"/>
+                <w:color w:val="000000" w:themeColor="text1"/>
+                <w:sz w:val="20"/>
+                <w:szCs w:val="20"/>
+              </w:rPr>
+              <w:t>SEPTEMBER</w:t>
+            </w:r>
+            <w:r>
+              <w:rPr>
+                <w:rFonts w:ascii="Abadi" w:hAnsi="Abadi" w:cs="Calibri"/>
+                <w:color w:val="000000" w:themeColor="text1"/>
+                <w:sz w:val="20"/>
+                <w:szCs w:val="20"/>
+              </w:rPr>
+              <w:t xml:space="preserve"> </w:t>
+            </w:r>
+            <w:r>
+              <w:rPr>
+                <w:rFonts w:ascii="Abadi" w:hAnsi="Abadi" w:cs="Calibri"/>
+                <w:color w:val="000000" w:themeColor="text1"/>
+                <w:sz w:val="20"/>
+                <w:szCs w:val="20"/>
+              </w:rPr>
+              <w:t>202</w:t>
+            </w:r>
+            <w:r>
+              <w:rPr>
+                <w:rFonts w:ascii="Abadi" w:hAnsi="Abadi" w:cs="Calibri"/>
+                <w:color w:val="000000" w:themeColor="text1"/>
+                <w:sz w:val="20"/>
+                <w:szCs w:val="20"/>
+              </w:rPr>
+              <w:t>4</w:t>
+            </w:r>
+            <w:r>
+              <w:rPr>
+                <w:rFonts w:ascii="Abadi" w:hAnsi="Abadi" w:cs="Calibri"/>
+                <w:color w:val="000000" w:themeColor="text1"/>
+                <w:sz w:val="20"/>
+                <w:szCs w:val="20"/>
+              </w:rPr>
+              <w:t xml:space="preserve"> </w:t>
+            </w:r>
+            <w:r>
+              <w:rPr>
+                <w:rFonts w:ascii="Abadi" w:hAnsi="Abadi" w:cs="Calibri"/>
+                <w:color w:val="000000" w:themeColor="text1"/>
+                <w:sz w:val="20"/>
+                <w:szCs w:val="20"/>
+              </w:rPr>
+              <w:br/>
+            </w:r>
+            <w:r>
+              <w:rPr>
+                <w:rFonts w:ascii="Abadi" w:hAnsi="Abadi" w:cs="Calibri"/>
+                <w:color w:val="000000" w:themeColor="text1"/>
+                <w:sz w:val="20"/>
+                <w:szCs w:val="20"/>
+              </w:rPr>
+              <w:t xml:space="preserve">– </w:t>
+            </w:r>
+            <w:r>
+              <w:rPr>
+                <w:rFonts w:ascii="Abadi" w:hAnsi="Abadi" w:cs="Calibri"/>
+                <w:color w:val="000000" w:themeColor="text1"/>
+                <w:sz w:val="20"/>
+                <w:szCs w:val="20"/>
+              </w:rPr>
+              <w:t xml:space="preserve">March </w:t>
+            </w:r>
+            <w:r>
+              <w:rPr>
+                <w:rFonts w:ascii="Abadi" w:hAnsi="Abadi" w:cs="Calibri"/>
+                <w:color w:val="000000" w:themeColor="text1"/>
+                <w:sz w:val="20"/>
+                <w:szCs w:val="20"/>
+              </w:rPr>
+              <w:t>2025</w:t>
+            </w:r>
+          </w:p>
+          <w:p>
+            <w:pPr>
+              <w:pStyle w:val="berschrift3"/>
+              <w:outlineLvl w:val="2"/>
+              <w:rPr>
+                <w:rFonts w:ascii="Abadi" w:hAnsi="Abadi" w:cs="Calibri"/>
+                <w:color w:val="000000" w:themeColor="text1"/>
+                <w:sz w:val="20"/>
+                <w:szCs w:val="20"/>
+              </w:rPr>
+            </w:pPr>
+          </w:p>
+        </w:tc>
+        <w:tc>
+          <w:tcPr>
+            <w:tcW w:w="567" w:type="dxa"/>
+          </w:tcPr>
+          <w:p>
+            <w:pPr>
+              <w:rPr>
+                <w:rFonts w:ascii="Abadi" w:hAnsi="Abadi"/>
+                <w:noProof/>
+                <w:color w:val="000000" w:themeColor="text1"/>
+                <w:sz w:val="28"/>
+                <w:szCs w:val="28"/>
+                <w:lang w:val="en-CA"/>
+              </w:rPr>
+            </w:pPr>
+          </w:p>
+        </w:tc>
+        <w:tc>
+          <w:tcPr>
+            <w:tcW w:w="7512" w:type="dxa"/>
+            <w:gridSpan w:val="2"/>
+          </w:tcPr>
+          <w:p>
+            <w:pPr>
+              <w:pStyle w:val="Lebensabschnitt"/>
+            </w:pPr>
+            <w:r>
+              <w:t>Internship, Trotzkind</w:t>
+            </w:r>
+            <w:r>
+              <w:t xml:space="preserve"> </w:t>
+            </w:r>
+            <w:r>
+              <w:t xml:space="preserve">GmbH </w:t>
+            </w:r>
+            <w:r>
+              <w:t>Berlin</w:t>
+            </w:r>
+          </w:p>
+          <w:p>
+            <w:pPr>
+              <w:pStyle w:val="LebensabschnittText"/>
+            </w:pPr>
+            <w:r>
+              <w:t>Gameplay Programming for</w:t>
+            </w:r>
+            <w:r>
+              <w:t xml:space="preserve"> “Selina: Mind at Large” </w:t>
+            </w:r>
+          </w:p>
+        </w:tc>
+      </w:tr>
+      <w:tr>
+        <w:trPr>
+          <w:gridBefore w:val="1"/>
+          <w:wBefore w:w="425" w:type="dxa"/>
+          <w:trHeight w:val="966"/>
         </w:trPr>
         <w:tc>
           <w:tcPr>
@@ -940,7 +1177,19 @@
               <w:rPr>
                 <w:lang w:val="en-US"/>
               </w:rPr>
-              <w:t>Graduation: Abitur, 1,6</w:t>
+              <w:t>Graduation: Abitur, 1</w:t>
+            </w:r>
+            <w:r>
+              <w:rPr>
+                <w:lang w:val="en-US"/>
+              </w:rPr>
+              <w:t>.</w:t>
+            </w:r>
+            <w:r>
+              <w:rPr>
+                <w:lang w:val="en-US"/>
+              </w:rPr>
+              <w:t>6</w:t>
             </w:r>
             <w:r>
               <w:rPr>
@@ -964,7 +1213,7 @@
         <w:trPr>
           <w:gridBefore w:val="1"/>
           <w:wBefore w:w="425" w:type="dxa"/>
-          <w:trHeight w:val="1588"/>
+          <w:trHeight w:val="1417"/>
         </w:trPr>
         <w:tc>
           <w:tcPr>
@@ -1093,7 +1342,7 @@
         <w:trPr>
           <w:gridBefore w:val="1"/>
           <w:wBefore w:w="425" w:type="dxa"/>
-          <w:trHeight w:val="711"/>
+          <w:trHeight w:val="570"/>
         </w:trPr>
         <w:tc>
           <w:tcPr>
@@ -1104,10 +1353,16 @@
             <w:pPr>
               <w:pStyle w:val="berschrift"/>
               <w:rPr>
-                <w:lang w:val="en-US"/>
-              </w:rPr>
-            </w:pPr>
-            <w:r>
+                <w:sz w:val="36"/>
+                <w:szCs w:val="36"/>
+                <w:lang w:val="en-US"/>
+              </w:rPr>
+            </w:pPr>
+            <w:r>
+              <w:rPr>
+                <w:sz w:val="36"/>
+                <w:szCs w:val="36"/>
+              </w:rPr>
               <w:t>Projects</w:t>
             </w:r>
           </w:p>
@@ -1386,7 +1641,19 @@
               <w:rPr>
                 <w:lang w:val="en-US"/>
               </w:rPr>
-              <w:t xml:space="preserve">     </w:t>
+              <w:t xml:space="preserve">    </w:t>
+            </w:r>
+            <w:r>
+              <w:rPr>
+                <w:lang w:val="en-US"/>
+              </w:rPr>
+              <w:t xml:space="preserve">                     </w:t>
+            </w:r>
+            <w:r>
+              <w:rPr>
+                <w:lang w:val="en-US"/>
+              </w:rPr>
+              <w:t xml:space="preserve"> </w:t>
             </w:r>
             <w:r>
               <w:rPr>
@@ -1400,14 +1667,134 @@
                 <w:rFonts w:ascii="Abadi" w:hAnsi="Abadi"/>
                 <w:lang w:val="en-US"/>
               </w:rPr>
-              <w:t xml:space="preserve"> -</w:t>
-            </w:r>
-            <w:r>
-              <w:rPr>
-                <w:rFonts w:ascii="Abadi" w:hAnsi="Abadi"/>
-                <w:lang w:val="en-US"/>
-              </w:rPr>
-              <w:t xml:space="preserve"> Program</w:t>
+              <w:t xml:space="preserve"> </w:t>
+            </w:r>
+            <w:r>
+              <w:rPr>
+                <w:rFonts w:ascii="Abadi" w:hAnsi="Abadi"/>
+                <w:lang w:val="en-US"/>
+              </w:rPr>
+              <w:t xml:space="preserve">- </w:t>
+            </w:r>
+            <w:r>
+              <w:rPr>
+                <w:rFonts w:ascii="Abadi" w:hAnsi="Abadi"/>
+                <w:lang w:val="en-US"/>
+              </w:rPr>
+              <w:t>Team of 6</w:t>
+            </w:r>
+            <w:r>
+              <w:rPr>
+                <w:rFonts w:ascii="Abadi" w:hAnsi="Abadi"/>
+                <w:lang w:val="en-US"/>
+              </w:rPr>
+              <w:t xml:space="preserve">          </w:t>
+            </w:r>
+            <w:r>
+              <w:rPr>
+                <w:rFonts w:ascii="Abadi" w:hAnsi="Abadi"/>
+                <w:lang w:val="en-US"/>
+              </w:rPr>
+              <w:t xml:space="preserve">            </w:t>
+            </w:r>
+            <w:r>
+              <w:rPr>
+                <w:rFonts w:ascii="Abadi" w:hAnsi="Abadi"/>
+                <w:lang w:val="en-US"/>
+              </w:rPr>
+              <w:t xml:space="preserve">Unity </w:t>
+            </w:r>
+            <w:r>
+              <w:rPr>
+                <w:rFonts w:ascii="Abadi" w:hAnsi="Abadi"/>
+                <w:lang w:val="en-US"/>
+              </w:rPr>
+              <w:t>–</w:t>
+            </w:r>
+            <w:r>
+              <w:rPr>
+                <w:rFonts w:ascii="Abadi" w:hAnsi="Abadi"/>
+                <w:lang w:val="en-US"/>
+              </w:rPr>
+              <w:t xml:space="preserve"> </w:t>
+            </w:r>
+            <w:r>
+              <w:rPr>
+                <w:rFonts w:ascii="Abadi" w:hAnsi="Abadi"/>
+                <w:lang w:val="en-US"/>
+              </w:rPr>
+              <w:t>Team of 12</w:t>
+            </w:r>
+            <w:r>
+              <w:rPr>
+                <w:rFonts w:ascii="Abadi" w:hAnsi="Abadi"/>
+                <w:lang w:val="en-US"/>
+              </w:rPr>
+              <w:t xml:space="preserve">         </w:t>
+            </w:r>
+            <w:r>
+              <w:rPr>
+                <w:rFonts w:ascii="Abadi" w:hAnsi="Abadi"/>
+                <w:lang w:val="en-US"/>
+              </w:rPr>
+              <w:t xml:space="preserve"> </w:t>
+            </w:r>
+            <w:r>
+              <w:rPr>
+                <w:rFonts w:ascii="Abadi" w:hAnsi="Abadi"/>
+                <w:lang w:val="en-US"/>
+              </w:rPr>
+              <w:t xml:space="preserve">      </w:t>
+            </w:r>
+            <w:r>
+              <w:rPr>
+                <w:rFonts w:ascii="Abadi" w:hAnsi="Abadi"/>
+                <w:lang w:val="en-US"/>
+              </w:rPr>
+              <w:t xml:space="preserve">Unreal </w:t>
+            </w:r>
+            <w:r>
+              <w:rPr>
+                <w:rFonts w:ascii="Abadi" w:hAnsi="Abadi"/>
+                <w:lang w:val="en-US"/>
+              </w:rPr>
+              <w:t>–</w:t>
+            </w:r>
+            <w:r>
+              <w:rPr>
+                <w:rFonts w:ascii="Abadi" w:hAnsi="Abadi"/>
+                <w:lang w:val="en-US"/>
+              </w:rPr>
+              <w:t xml:space="preserve"> </w:t>
+            </w:r>
+            <w:r>
+              <w:rPr>
+                <w:rFonts w:ascii="Abadi" w:hAnsi="Abadi"/>
+                <w:lang w:val="en-US"/>
+              </w:rPr>
+              <w:t>Solo Project</w:t>
+            </w:r>
+          </w:p>
+          <w:p>
+            <w:pPr>
+              <w:rPr>
+                <w:rFonts w:ascii="Abadi" w:hAnsi="Abadi"/>
+                <w:lang w:val="en-US"/>
+              </w:rPr>
+            </w:pPr>
+            <w:r>
+              <w:rPr>
+                <w:rFonts w:ascii="Abadi" w:hAnsi="Abadi"/>
+                <w:lang w:val="en-US"/>
+              </w:rPr>
+              <w:t xml:space="preserve">             </w:t>
+            </w:r>
+            <w:r>
+              <w:rPr>
+                <w:rFonts w:ascii="Abadi" w:hAnsi="Abadi"/>
+                <w:lang w:val="en-US"/>
+              </w:rPr>
+              <w:t>Program</w:t>
             </w:r>
             <w:r>
               <w:rPr>
@@ -1428,22 +1815,59 @@
                 <w:rFonts w:ascii="Abadi" w:hAnsi="Abadi"/>
                 <w:lang w:val="en-US"/>
               </w:rPr>
-              <w:t xml:space="preserve">d            Unity - Producer, Programmer         </w:t>
-            </w:r>
-            <w:r>
-              <w:rPr>
-                <w:rFonts w:ascii="Abadi" w:hAnsi="Abadi"/>
-                <w:lang w:val="en-US"/>
-              </w:rPr>
-              <w:t xml:space="preserve"> </w:t>
-            </w:r>
-            <w:r>
-              <w:rPr>
-                <w:rFonts w:ascii="Abadi" w:hAnsi="Abadi"/>
-                <w:lang w:val="en-US"/>
-              </w:rPr>
-              <w:t>Unreal - Producer, Programmer</w:t>
-            </w:r>
+              <w:t>d</w:t>
+            </w:r>
+            <w:r>
+              <w:rPr>
+                <w:rFonts w:ascii="Abadi" w:hAnsi="Abadi"/>
+                <w:lang w:val="en-US"/>
+              </w:rPr>
+              <w:t xml:space="preserve">                             </w:t>
+            </w:r>
+            <w:r>
+              <w:rPr>
+                <w:rFonts w:ascii="Abadi" w:hAnsi="Abadi"/>
+                <w:lang w:val="en-US"/>
+              </w:rPr>
+              <w:t>Producer</w:t>
+            </w:r>
+            <w:r>
+              <w:rPr>
+                <w:rFonts w:ascii="Abadi" w:hAnsi="Abadi"/>
+                <w:lang w:val="en-US"/>
+              </w:rPr>
+              <w:t xml:space="preserve">                       </w:t>
+            </w:r>
+            <w:r>
+              <w:rPr>
+                <w:rFonts w:ascii="Abadi" w:hAnsi="Abadi"/>
+                <w:lang w:val="en-US"/>
+              </w:rPr>
+              <w:t xml:space="preserve">Programmer         </w:t>
+            </w:r>
+            <w:r>
+              <w:rPr>
+                <w:rFonts w:ascii="Abadi" w:hAnsi="Abadi"/>
+                <w:lang w:val="en-US"/>
+              </w:rPr>
+              <w:t xml:space="preserve">              </w:t>
+            </w:r>
+          </w:p>
+          <w:p>
+            <w:pPr>
+              <w:rPr>
+                <w:rFonts w:ascii="Abadi" w:hAnsi="Abadi"/>
+                <w:lang w:val="en-US"/>
+              </w:rPr>
+            </w:pPr>
+          </w:p>
+          <w:p>
+            <w:pPr>
+              <w:rPr>
+                <w:rFonts w:ascii="Abadi" w:hAnsi="Abadi"/>
+                <w:lang w:val="en-US"/>
+              </w:rPr>
+            </w:pPr>
           </w:p>
         </w:tc>
       </w:tr>
@@ -1464,8 +1888,16 @@
           <w:p>
             <w:pPr>
               <w:pStyle w:val="berschrift"/>
-            </w:pPr>
-            <w:r>
+              <w:rPr>
+                <w:sz w:val="36"/>
+                <w:szCs w:val="36"/>
+              </w:rPr>
+            </w:pPr>
+            <w:r>
+              <w:rPr>
+                <w:sz w:val="36"/>
+                <w:szCs w:val="36"/>
+              </w:rPr>
               <w:t>SKILLS</w:t>
             </w:r>
           </w:p>
@@ -1479,7 +1911,21 @@
               <w:pStyle w:val="berschrift"/>
             </w:pPr>
             <w:r>
-              <w:t>WORK EXPERIENCE</w:t>
+              <w:rPr>
+                <w:sz w:val="36"/>
+                <w:szCs w:val="36"/>
+              </w:rPr>
+              <w:t>WORK</w:t>
+            </w:r>
+            <w:r>
+              <w:t xml:space="preserve"> </w:t>
+            </w:r>
+            <w:r>
+              <w:rPr>
+                <w:sz w:val="36"/>
+                <w:szCs w:val="36"/>
+              </w:rPr>
+              <w:t>EXPERIENCE</w:t>
             </w:r>
           </w:p>
           <w:p>
@@ -1499,7 +1945,7 @@
           <w:tblLook w:val="04A0" w:firstRow="1" w:lastRow="0" w:firstColumn="1" w:lastColumn="0" w:noHBand="0" w:noVBand="1"/>
         </w:tblPrEx>
         <w:trPr>
-          <w:trHeight w:val="2310"/>
+          <w:trHeight w:val="1844"/>
         </w:trPr>
         <w:tc>
           <w:tcPr>
@@ -1509,9 +1955,13 @@
           <w:p>
             <w:pPr>
               <w:pStyle w:val="Text"/>
-            </w:pPr>
-            <w:r>
-              <w:rPr>
+              <w:rPr>
+                <w:u w:val="none"/>
+              </w:rPr>
+            </w:pPr>
+            <w:r>
+              <w:rPr>
+                <w:u w:val="none"/>
                 <w:lang w:eastAsia="en-CA"/>
               </w:rPr>
               <w:t>C, C++, C#, HTML, CSS/USS, JavaScript, Unreal Blueprints</w:t>
@@ -1520,44 +1970,45 @@
           <w:p>
             <w:pPr>
               <w:pStyle w:val="Text"/>
-            </w:pPr>
-            <w:r>
-              <w:rPr>
+              <w:rPr>
+                <w:u w:val="none"/>
+              </w:rPr>
+            </w:pPr>
+            <w:r>
+              <w:rPr>
+                <w:u w:val="none"/>
                 <w:lang w:eastAsia="en-CA"/>
               </w:rPr>
-              <w:t>English (fluent), German (native), Spanish (basics), Latin (</w:t>
-            </w:r>
-            <w:proofErr w:type="spellStart"/>
-            <w:r>
-              <w:rPr>
+              <w:t>Unity. Unreal Engine 5, Git, Perforce</w:t>
+            </w:r>
+          </w:p>
+          <w:p>
+            <w:pPr>
+              <w:pStyle w:val="Text"/>
+              <w:rPr>
+                <w:u w:val="none"/>
+              </w:rPr>
+            </w:pPr>
+            <w:r>
+              <w:rPr>
+                <w:u w:val="none"/>
                 <w:lang w:eastAsia="en-CA"/>
               </w:rPr>
-              <w:t>Latinum</w:t>
-            </w:r>
-            <w:proofErr w:type="spellEnd"/>
-            <w:r>
-              <w:rPr>
-                <w:lang w:eastAsia="en-CA"/>
-              </w:rPr>
-              <w:t>), Ancient Greek (Graecum)</w:t>
-            </w:r>
-            <w:r>
-              <w:rPr>
-                <w:rFonts w:cs="Calibri"/>
-                <w:color w:val="000000" w:themeColor="text1"/>
-                <w:sz w:val="20"/>
-                <w:szCs w:val="20"/>
-              </w:rPr>
-              <w:t xml:space="preserve"> </w:t>
+              <w:t>English (fluent), German (native), Spanish (basics)</w:t>
             </w:r>
           </w:p>
           <w:p>
             <w:pPr>
               <w:pStyle w:val="Text"/>
-            </w:pPr>
-            <w:r>
-              <w:t>Teamwork, Empathy, Patience, Learning fast</w:t>
-            </w:r>
+              <w:numPr>
+                <w:ilvl w:val="0"/>
+                <w:numId w:val="0"/>
+              </w:numPr>
+              <w:ind w:left="720"/>
+              <w:rPr>
+                <w:u w:val="none"/>
+              </w:rPr>
+            </w:pPr>
           </w:p>
         </w:tc>
         <w:tc>
@@ -1567,48 +2018,141 @@
           <w:p>
             <w:pPr>
               <w:pStyle w:val="Text"/>
-            </w:pPr>
-            <w:r>
-              <w:t>Receptionist</w:t>
-            </w:r>
-            <w:r>
-              <w:t xml:space="preserve"> and support at </w:t>
-            </w:r>
-            <w:r>
-              <w:t>our family’s Bed and breakfast</w:t>
+              <w:numPr>
+                <w:ilvl w:val="0"/>
+                <w:numId w:val="0"/>
+              </w:numPr>
+              <w:ind w:left="360"/>
+              <w:rPr>
+                <w:u w:val="none"/>
+              </w:rPr>
+            </w:pPr>
+            <w:r>
+              <w:rPr>
+                <w:u w:val="none"/>
+              </w:rPr>
+              <w:t>Leadership</w:t>
+            </w:r>
+            <w:r>
+              <w:rPr>
+                <w:u w:val="none"/>
+              </w:rPr>
+              <w:t xml:space="preserve"> </w:t>
+            </w:r>
+            <w:r>
+              <w:rPr>
+                <w:u w:val="none"/>
+              </w:rPr>
+              <w:t>and customer-facing experience through various part-time jobs</w:t>
+            </w:r>
+            <w:r>
+              <w:rPr>
+                <w:u w:val="none"/>
+              </w:rPr>
+              <w:t>; as</w:t>
+            </w:r>
+            <w:r>
+              <w:rPr>
+                <w:u w:val="none"/>
+              </w:rPr>
+              <w:t>:</w:t>
             </w:r>
           </w:p>
           <w:p>
             <w:pPr>
               <w:pStyle w:val="Text"/>
-            </w:pPr>
-            <w:r>
-              <w:t>Tutor</w:t>
-            </w:r>
-            <w:r>
-              <w:t xml:space="preserve"> </w:t>
-            </w:r>
-            <w:r>
-              <w:t>(Math, Latin, Greek, German, English, History, Biology, English)</w:t>
+              <w:rPr>
+                <w:u w:val="none"/>
+              </w:rPr>
+            </w:pPr>
+            <w:r>
+              <w:rPr>
+                <w:u w:val="none"/>
+              </w:rPr>
+              <w:t>Horsemanship and Groundwork Instructor</w:t>
             </w:r>
           </w:p>
           <w:p>
             <w:pPr>
               <w:pStyle w:val="Text"/>
-            </w:pPr>
-            <w:r>
-              <w:t>Festivals mini jobs</w:t>
+              <w:rPr>
+                <w:u w:val="none"/>
+              </w:rPr>
+            </w:pPr>
+            <w:r>
+              <w:rPr>
+                <w:u w:val="none"/>
+              </w:rPr>
+              <w:t>Private Tutor</w:t>
             </w:r>
           </w:p>
           <w:p>
             <w:pPr>
               <w:pStyle w:val="Text"/>
-            </w:pPr>
-            <w:r>
-              <w:t>Carer</w:t>
-            </w:r>
-            <w:r>
-              <w:t xml:space="preserve"> in holiday camps</w:t>
+              <w:rPr>
+                <w:u w:val="none"/>
+              </w:rPr>
+            </w:pPr>
+            <w:r>
+              <w:rPr>
+                <w:u w:val="none"/>
+              </w:rPr>
+              <w:t xml:space="preserve">Reception and Guest Support </w:t>
+            </w:r>
+          </w:p>
+          <w:p>
+            <w:pPr>
+              <w:pStyle w:val="Text"/>
+              <w:numPr>
+                <w:ilvl w:val="0"/>
+                <w:numId w:val="0"/>
+              </w:numPr>
+              <w:ind w:left="720"/>
+              <w:rPr>
+                <w:u w:val="none"/>
+              </w:rPr>
+            </w:pPr>
+            <w:r>
+              <w:rPr>
+                <w:u w:val="none"/>
+              </w:rPr>
+              <w:t xml:space="preserve">at </w:t>
+            </w:r>
+            <w:r>
+              <w:rPr>
+                <w:u w:val="none"/>
+              </w:rPr>
+              <w:t>O</w:t>
+            </w:r>
+            <w:r>
+              <w:rPr>
+                <w:u w:val="none"/>
+              </w:rPr>
+              <w:t>ur Family-</w:t>
+            </w:r>
+            <w:r>
+              <w:rPr>
+                <w:u w:val="none"/>
+              </w:rPr>
+              <w:t>R</w:t>
+            </w:r>
+            <w:r>
+              <w:rPr>
+                <w:u w:val="none"/>
+              </w:rPr>
+              <w:t xml:space="preserve">un </w:t>
+            </w:r>
+            <w:r>
+              <w:rPr>
+                <w:u w:val="none"/>
+              </w:rPr>
+              <w:t>B</w:t>
+            </w:r>
+            <w:r>
+              <w:rPr>
+                <w:u w:val="none"/>
+              </w:rPr>
+              <w:t>ed &amp; Breakfast</w:t>
             </w:r>
           </w:p>
         </w:tc>
@@ -1617,6 +2161,10 @@
     <w:p>
       <w:pPr>
         <w:pStyle w:val="berschrift"/>
+        <w:rPr>
+          <w:sz w:val="36"/>
+          <w:szCs w:val="36"/>
+        </w:rPr>
       </w:pPr>
       <w:r>
         <w:rPr>
@@ -1626,6 +2174,10 @@
         <w:t xml:space="preserve"> </w:t>
       </w:r>
       <w:r>
+        <w:rPr>
+          <w:sz w:val="36"/>
+          <w:szCs w:val="36"/>
+        </w:rPr>
         <w:t>HOBBIES</w:t>
       </w:r>
     </w:p>
@@ -1823,7 +2375,7 @@
   <w:abstractNum w:abstractNumId="0" w15:restartNumberingAfterBreak="0">
     <w:nsid w:val="271A56F8"/>
     <w:multiLevelType w:val="hybridMultilevel"/>
-    <w:tmpl w:val="022463FE"/>
+    <w:tmpl w:val="806878E0"/>
     <w:lvl w:ilvl="0" w:tplc="7DF0F9E2">
       <w:start w:val="1"/>
       <w:numFmt w:val="bullet"/>
